--- a/jenkins 6 assignment.docx
+++ b/jenkins 6 assignment.docx
@@ -33,6 +33,9 @@
     </w:p>
     <w:p>
       <w:r>
+        <w:rPr>
+          <w:noProof/>
+        </w:rPr>
         <w:drawing>
           <wp:inline distT="0" distB="0" distL="0" distR="0" wp14:anchorId="278BFCFB" wp14:editId="1E4AF6C7">
             <wp:extent cx="5731510" cy="1783080"/>
@@ -101,82 +104,13 @@
       </w:pPr>
     </w:p>
     <w:p>
-      <w:proofErr w:type="spellStart"/>
       <w:r>
-        <w:t>scp</w:t>
+        <w:t>scp -r -i /var/key.pem target/LoginWebApp.war ec2-user@13.233.90.64:/mnt/server/apache-tomcat-10.1.52/webapps/</w:t>
       </w:r>
-      <w:proofErr w:type="spellEnd"/>
+    </w:p>
+    <w:p>
       <w:r>
-        <w:t xml:space="preserve"> -r -</w:t>
-      </w:r>
-      <w:proofErr w:type="spellStart"/>
-      <w:r>
-        <w:t>i</w:t>
-      </w:r>
-      <w:proofErr w:type="spellEnd"/>
-      <w:r>
-        <w:t xml:space="preserve"> /var/</w:t>
-      </w:r>
-      <w:proofErr w:type="spellStart"/>
-      <w:r>
-        <w:t>key.pem</w:t>
-      </w:r>
-      <w:proofErr w:type="spellEnd"/>
-      <w:r>
-        <w:t xml:space="preserve"> target/</w:t>
-      </w:r>
-      <w:proofErr w:type="spellStart"/>
-      <w:r>
-        <w:t>LoginWebApp.war</w:t>
-      </w:r>
-      <w:proofErr w:type="spellEnd"/>
-      <w:r>
-        <w:t xml:space="preserve"> ec2-user@13.233.90.64:/</w:t>
-      </w:r>
-      <w:proofErr w:type="spellStart"/>
-      <w:r>
-        <w:t>mnt</w:t>
-      </w:r>
-      <w:proofErr w:type="spellEnd"/>
-      <w:r>
-        <w:t>/server/apache-tomcat-10.1.52/webapps/</w:t>
-      </w:r>
-    </w:p>
-    <w:p>
-      <w:r>
-        <w:t>ssh -</w:t>
-      </w:r>
-      <w:proofErr w:type="spellStart"/>
-      <w:r>
-        <w:t>i</w:t>
-      </w:r>
-      <w:proofErr w:type="spellEnd"/>
-      <w:r>
-        <w:t xml:space="preserve"> /var/</w:t>
-      </w:r>
-      <w:proofErr w:type="spellStart"/>
-      <w:r>
-        <w:t>key.pem</w:t>
-      </w:r>
-      <w:proofErr w:type="spellEnd"/>
-      <w:r>
-        <w:t xml:space="preserve"> ec2-user@13.233.90.64 -yes "</w:t>
-      </w:r>
-      <w:proofErr w:type="spellStart"/>
-      <w:r>
-        <w:t>sh</w:t>
-      </w:r>
-      <w:proofErr w:type="spellEnd"/>
-      <w:r>
-        <w:t xml:space="preserve"> /</w:t>
-      </w:r>
-      <w:proofErr w:type="spellStart"/>
-      <w:r>
-        <w:t>mnt</w:t>
-      </w:r>
-      <w:proofErr w:type="spellEnd"/>
-      <w:r>
-        <w:t>/server/apache-tomcat-10.1.52/bin/startup.sh"</w:t>
+        <w:t>ssh -i /var/key.pem ec2-user@13.233.90.64 -yes "sh /mnt/server/apache-tomcat-10.1.52/bin/startup.sh"</w:t>
       </w:r>
     </w:p>
     <w:p/>
@@ -195,6 +129,7 @@
         <w:rPr>
           <w:b/>
           <w:bCs/>
+          <w:noProof/>
           <w:sz w:val="36"/>
           <w:szCs w:val="36"/>
         </w:rPr>
@@ -307,6 +242,7 @@
         <w:rPr>
           <w:b/>
           <w:bCs/>
+          <w:noProof/>
           <w:sz w:val="36"/>
           <w:szCs w:val="36"/>
         </w:rPr>
@@ -399,6 +335,7 @@
         <w:rPr>
           <w:b/>
           <w:bCs/>
+          <w:noProof/>
           <w:sz w:val="36"/>
           <w:szCs w:val="36"/>
         </w:rPr>
@@ -439,6 +376,59 @@
         </w:drawing>
       </w:r>
     </w:p>
+    <w:p>
+      <w:pPr>
+        <w:rPr>
+          <w:b/>
+          <w:bCs/>
+          <w:sz w:val="36"/>
+          <w:szCs w:val="36"/>
+        </w:rPr>
+      </w:pPr>
+    </w:p>
+    <w:p>
+      <w:pPr>
+        <w:rPr>
+          <w:b/>
+          <w:bCs/>
+          <w:sz w:val="36"/>
+          <w:szCs w:val="36"/>
+        </w:rPr>
+      </w:pPr>
+      <w:r>
+        <w:rPr>
+          <w:b/>
+          <w:bCs/>
+          <w:sz w:val="36"/>
+          <w:szCs w:val="36"/>
+        </w:rPr>
+        <w:t>4)machines</w:t>
+      </w:r>
+    </w:p>
+    <w:p>
+      <w:r>
+        <w:t>Chmod -R 400 /var/key.pem</w:t>
+      </w:r>
+    </w:p>
+    <w:p>
+      <w:r>
+        <w:t xml:space="preserve">ssh -i /var/key.pem </w:t>
+      </w:r>
+      <w:hyperlink r:id="rId8" w:history="1">
+        <w:r>
+          <w:rPr>
+            <w:rStyle w:val="Hyperlink"/>
+          </w:rPr>
+          <w:t>ec2-user@13.233.90.64</w:t>
+        </w:r>
+      </w:hyperlink>
+    </w:p>
+    <w:p>
+      <w:r>
+        <w:t>-yes</w:t>
+      </w:r>
+    </w:p>
+    <w:p/>
     <w:p/>
     <w:sectPr>
       <w:pgSz w:w="11906" w:h="16838"/>
@@ -1367,6 +1357,29 @@
       <w:spacing w:val="5"/>
     </w:rPr>
   </w:style>
+  <w:style w:type="character" w:styleId="Hyperlink">
+    <w:name w:val="Hyperlink"/>
+    <w:basedOn w:val="DefaultParagraphFont"/>
+    <w:uiPriority w:val="99"/>
+    <w:unhideWhenUsed/>
+    <w:rsid w:val="007E426A"/>
+    <w:rPr>
+      <w:color w:val="0563C1" w:themeColor="hyperlink"/>
+      <w:u w:val="single"/>
+    </w:rPr>
+  </w:style>
+  <w:style w:type="character" w:styleId="UnresolvedMention">
+    <w:name w:val="Unresolved Mention"/>
+    <w:basedOn w:val="DefaultParagraphFont"/>
+    <w:uiPriority w:val="99"/>
+    <w:semiHidden/>
+    <w:unhideWhenUsed/>
+    <w:rsid w:val="007E426A"/>
+    <w:rPr>
+      <w:color w:val="605E5C"/>
+      <w:shd w:val="clear" w:color="auto" w:fill="E1DFDD"/>
+    </w:rPr>
+  </w:style>
 </w:styles>
 </file>
 

--- a/jenkins 6 assignment.docx
+++ b/jenkins 6 assignment.docx
@@ -104,13 +104,82 @@
       </w:pPr>
     </w:p>
     <w:p>
-      <w:r>
-        <w:t>scp -r -i /var/key.pem target/LoginWebApp.war ec2-user@13.233.90.64:/mnt/server/apache-tomcat-10.1.52/webapps/</w:t>
-      </w:r>
-    </w:p>
-    <w:p>
-      <w:r>
-        <w:t>ssh -i /var/key.pem ec2-user@13.233.90.64 -yes "sh /mnt/server/apache-tomcat-10.1.52/bin/startup.sh"</w:t>
+      <w:proofErr w:type="spellStart"/>
+      <w:r>
+        <w:t>scp</w:t>
+      </w:r>
+      <w:proofErr w:type="spellEnd"/>
+      <w:r>
+        <w:t xml:space="preserve"> -r -</w:t>
+      </w:r>
+      <w:proofErr w:type="spellStart"/>
+      <w:r>
+        <w:t>i</w:t>
+      </w:r>
+      <w:proofErr w:type="spellEnd"/>
+      <w:r>
+        <w:t xml:space="preserve"> /var/</w:t>
+      </w:r>
+      <w:proofErr w:type="spellStart"/>
+      <w:r>
+        <w:t>key.pem</w:t>
+      </w:r>
+      <w:proofErr w:type="spellEnd"/>
+      <w:r>
+        <w:t xml:space="preserve"> target/</w:t>
+      </w:r>
+      <w:proofErr w:type="spellStart"/>
+      <w:r>
+        <w:t>LoginWebApp.war</w:t>
+      </w:r>
+      <w:proofErr w:type="spellEnd"/>
+      <w:r>
+        <w:t xml:space="preserve"> ec2-user@13.233.90.64:/</w:t>
+      </w:r>
+      <w:proofErr w:type="spellStart"/>
+      <w:r>
+        <w:t>mnt</w:t>
+      </w:r>
+      <w:proofErr w:type="spellEnd"/>
+      <w:r>
+        <w:t>/server/apache-tomcat-10.1.52/webapps/</w:t>
+      </w:r>
+    </w:p>
+    <w:p>
+      <w:r>
+        <w:t>ssh -</w:t>
+      </w:r>
+      <w:proofErr w:type="spellStart"/>
+      <w:r>
+        <w:t>i</w:t>
+      </w:r>
+      <w:proofErr w:type="spellEnd"/>
+      <w:r>
+        <w:t xml:space="preserve"> /var/</w:t>
+      </w:r>
+      <w:proofErr w:type="spellStart"/>
+      <w:r>
+        <w:t>key.pem</w:t>
+      </w:r>
+      <w:proofErr w:type="spellEnd"/>
+      <w:r>
+        <w:t xml:space="preserve"> ec2-user@13.233.90.64 -yes "</w:t>
+      </w:r>
+      <w:proofErr w:type="spellStart"/>
+      <w:r>
+        <w:t>sh</w:t>
+      </w:r>
+      <w:proofErr w:type="spellEnd"/>
+      <w:r>
+        <w:t xml:space="preserve"> /</w:t>
+      </w:r>
+      <w:proofErr w:type="spellStart"/>
+      <w:r>
+        <w:t>mnt</w:t>
+      </w:r>
+      <w:proofErr w:type="spellEnd"/>
+      <w:r>
+        <w:t>/server/apache-tomcat-10.1.52/bin/startup.sh"</w:t>
       </w:r>
     </w:p>
     <w:p/>
@@ -407,12 +476,48 @@
     </w:p>
     <w:p>
       <w:r>
-        <w:t>Chmod -R 400 /var/key.pem</w:t>
-      </w:r>
-    </w:p>
-    <w:p>
-      <w:r>
-        <w:t xml:space="preserve">ssh -i /var/key.pem </w:t>
+        <w:t>Install java and tomcat on another ec2</w:t>
+      </w:r>
+    </w:p>
+    <w:p>
+      <w:r>
+        <w:t xml:space="preserve">Install java git maven on java master </w:t>
+      </w:r>
+    </w:p>
+    <w:p>
+      <w:proofErr w:type="spellStart"/>
+      <w:r>
+        <w:t>Chmod</w:t>
+      </w:r>
+      <w:proofErr w:type="spellEnd"/>
+      <w:r>
+        <w:t xml:space="preserve"> -R 400 /var/</w:t>
+      </w:r>
+      <w:proofErr w:type="spellStart"/>
+      <w:r>
+        <w:t>key.pem</w:t>
+      </w:r>
+      <w:proofErr w:type="spellEnd"/>
+    </w:p>
+    <w:p>
+      <w:r>
+        <w:t>ssh -</w:t>
+      </w:r>
+      <w:proofErr w:type="spellStart"/>
+      <w:r>
+        <w:t>i</w:t>
+      </w:r>
+      <w:proofErr w:type="spellEnd"/>
+      <w:r>
+        <w:t xml:space="preserve"> /var/</w:t>
+      </w:r>
+      <w:proofErr w:type="spellStart"/>
+      <w:r>
+        <w:t>key.pem</w:t>
+      </w:r>
+      <w:proofErr w:type="spellEnd"/>
+      <w:r>
+        <w:t xml:space="preserve"> </w:t>
       </w:r>
       <w:hyperlink r:id="rId8" w:history="1">
         <w:r>
